--- a/prompt base.docx
+++ b/prompt base.docx
@@ -95,6 +95,24 @@
       </w:r>
       <w:proofErr w:type="spellEnd"/>
       <w:r>
+        <w:t xml:space="preserve"> y la estructura final detallada de los </w:t>
+      </w:r>
+      <w:proofErr w:type="spellStart"/>
+      <w:r>
+        <w:t>datasets</w:t>
+      </w:r>
+      <w:proofErr w:type="spellEnd"/>
+      <w:r>
+        <w:t xml:space="preserve"> sobre los que se arman los </w:t>
+      </w:r>
+      <w:proofErr w:type="spellStart"/>
+      <w:proofErr w:type="gramStart"/>
+      <w:r>
+        <w:t>clusters</w:t>
+      </w:r>
+      <w:proofErr w:type="spellEnd"/>
+      <w:proofErr w:type="gramEnd"/>
+      <w:r>
         <w:t xml:space="preserve">? </w:t>
       </w:r>
       <w:proofErr w:type="spellStart"/>
@@ -111,6 +129,12 @@
       <w:r>
         <w:t xml:space="preserve"> cuello de botella y como resolverlo.</w:t>
       </w:r>
+      <w:r>
+        <w:t xml:space="preserve"> Como asociados a tamaño y manejo de los datos, aspectos de diseño, y las implicancias en el desarrollo del programa.</w:t>
+      </w:r>
+      <w:r>
+        <w:t xml:space="preserve"> </w:t>
+      </w:r>
     </w:p>
     <w:p>
       <w:proofErr w:type="spellStart"/>
@@ -442,12 +466,12 @@
     </w:p>
     <w:p>
       <w:r>
+        <w:lastRenderedPageBreak/>
         <w:t>sexo biológico mencionado</w:t>
       </w:r>
     </w:p>
     <w:p>
       <w:r>
-        <w:lastRenderedPageBreak/>
         <w:t>•Establecimientos:</w:t>
       </w:r>
       <w:r>

--- a/prompt base.docx
+++ b/prompt base.docx
@@ -135,6 +135,11 @@
       <w:r>
         <w:t xml:space="preserve"> </w:t>
       </w:r>
+      <w:proofErr w:type="gramStart"/>
+      <w:r>
+        <w:t>Hay preguntas críticas que deba responder antes de su desarrollo?</w:t>
+      </w:r>
+      <w:proofErr w:type="gramEnd"/>
     </w:p>
     <w:p>
       <w:proofErr w:type="spellStart"/>
@@ -455,6 +460,7 @@
     </w:p>
     <w:p>
       <w:r>
+        <w:lastRenderedPageBreak/>
         <w:t>•Empleo:</w:t>
       </w:r>
       <w:r>
@@ -466,7 +472,6 @@
     </w:p>
     <w:p>
       <w:r>
-        <w:lastRenderedPageBreak/>
         <w:t>sexo biológico mencionado</w:t>
       </w:r>
     </w:p>
@@ -507,7 +512,38 @@
         <w:t>nivel de desagregación y el sexo biológico mencionado</w:t>
       </w:r>
     </w:p>
-    <w:p/>
+    <w:p>
+      <w:r>
+        <w:t>-</w:t>
+      </w:r>
+      <w:r>
+        <w:t xml:space="preserve">departamento_series_empleo_y_salarios_mensual_sector2_0 con variables </w:t>
+      </w:r>
+      <w:proofErr w:type="spellStart"/>
+      <w:r>
+        <w:t>id_prov</w:t>
+      </w:r>
+      <w:proofErr w:type="spellEnd"/>
+      <w:r>
+        <w:t xml:space="preserve"> Provincia </w:t>
+      </w:r>
+      <w:proofErr w:type="spellStart"/>
+      <w:r>
+        <w:t>id_depto</w:t>
+      </w:r>
+      <w:proofErr w:type="spellEnd"/>
+      <w:r>
+        <w:t xml:space="preserve"> Departamento </w:t>
+      </w:r>
+      <w:proofErr w:type="spellStart"/>
+      <w:r>
+        <w:t>id_sec</w:t>
+      </w:r>
+      <w:proofErr w:type="spellEnd"/>
+      <w:r>
+        <w:t xml:space="preserve"> Sector Periodo Empleo Salario</w:t>
+      </w:r>
+    </w:p>
     <w:p/>
     <w:sectPr>
       <w:pgSz w:w="11906" w:h="16838"/>
@@ -517,6 +553,126 @@
     </w:sectPr>
   </w:body>
 </w:document>
+</file>
+
+<file path=word/numbering.xml><?xml version="1.0" encoding="utf-8"?>
+<w:numbering xmlns:wpc="http://schemas.microsoft.com/office/word/2010/wordprocessingCanvas" xmlns:cx="http://schemas.microsoft.com/office/drawing/2014/chartex" xmlns:cx1="http://schemas.microsoft.com/office/drawing/2015/9/8/chartex" xmlns:cx2="http://schemas.microsoft.com/office/drawing/2015/10/21/chartex" xmlns:cx3="http://schemas.microsoft.com/office/drawing/2016/5/9/chartex" xmlns:cx4="http://schemas.microsoft.com/office/drawing/2016/5/10/chartex" xmlns:cx5="http://schemas.microsoft.com/office/drawing/2016/5/11/chartex" xmlns:cx6="http://schemas.microsoft.com/office/drawing/2016/5/12/chartex" xmlns:cx7="http://schemas.microsoft.com/office/drawing/2016/5/13/chartex" xmlns:cx8="http://schemas.microsoft.com/office/drawing/2016/5/14/chartex" xmlns:mc="http://schemas.openxmlformats.org/markup-compatibility/2006" xmlns:aink="http://schemas.microsoft.com/office/drawing/2016/ink" xmlns:am3d="http://schemas.microsoft.com/office/drawing/2017/model3d" xmlns:o="urn:schemas-microsoft-com:office:office" xmlns:oel="http://schemas.microsoft.com/office/2019/extlst" xmlns:r="http://schemas.openxmlformats.org/officeDocument/2006/relationships" xmlns:m="http://schemas.openxmlformats.org/officeDocument/2006/math" xmlns:v="urn:schemas-microsoft-com:vml" xmlns:wp14="http://schemas.microsoft.com/office/word/2010/wordprocessingDrawing" xmlns:wp="http://schemas.openxmlformats.org/drawingml/2006/wordprocessingDrawing" xmlns:w10="urn:schemas-microsoft-com:office:word" xmlns:w="http://schemas.openxmlformats.org/wordprocessingml/2006/main" xmlns:w14="http://schemas.microsoft.com/office/word/2010/wordml" xmlns:w15="http://schemas.microsoft.com/office/word/2012/wordml" xmlns:w16cex="http://schemas.microsoft.com/office/word/2018/wordml/cex" xmlns:w16cid="http://schemas.microsoft.com/office/word/2016/wordml/cid" xmlns:w16="http://schemas.microsoft.com/office/word/2018/wordml" xmlns:w16du="http://schemas.microsoft.com/office/word/2023/wordml/word16du" xmlns:w16sdtdh="http://schemas.microsoft.com/office/word/2020/wordml/sdtdatahash" xmlns:w16sdtfl="http://schemas.microsoft.com/office/word/2024/wordml/sdtformatlock" xmlns:w16se="http://schemas.microsoft.com/office/word/2015/wordml/symex" xmlns:wpg="http://schemas.microsoft.com/office/word/2010/wordprocessingGroup" xmlns:wpi="http://schemas.microsoft.com/office/word/2010/wordprocessingInk" xmlns:wne="http://schemas.microsoft.com/office/word/2006/wordml" xmlns:wps="http://schemas.microsoft.com/office/word/2010/wordprocessingShape" mc:Ignorable="w14 w15 w16se w16cid w16 w16cex w16sdtdh w16sdtfl w16du wp14">
+  <w:abstractNum w:abstractNumId="0" w15:restartNumberingAfterBreak="0">
+    <w:nsid w:val="4A381548"/>
+    <w:multiLevelType w:val="hybridMultilevel"/>
+    <w:tmpl w:val="1F94BB28"/>
+    <w:lvl w:ilvl="0" w:tplc="3B34987A">
+      <w:numFmt w:val="bullet"/>
+      <w:lvlText w:val="-"/>
+      <w:lvlJc w:val="left"/>
+      <w:pPr>
+        <w:ind w:left="720" w:hanging="360"/>
+      </w:pPr>
+      <w:rPr>
+        <w:rFonts w:ascii="Aptos" w:eastAsiaTheme="minorHAnsi" w:hAnsi="Aptos" w:cstheme="minorBidi" w:hint="default"/>
+      </w:rPr>
+    </w:lvl>
+    <w:lvl w:ilvl="1" w:tplc="2C0A0003" w:tentative="1">
+      <w:start w:val="1"/>
+      <w:numFmt w:val="bullet"/>
+      <w:lvlText w:val="o"/>
+      <w:lvlJc w:val="left"/>
+      <w:pPr>
+        <w:ind w:left="1440" w:hanging="360"/>
+      </w:pPr>
+      <w:rPr>
+        <w:rFonts w:ascii="Courier New" w:hAnsi="Courier New" w:cs="Courier New" w:hint="default"/>
+      </w:rPr>
+    </w:lvl>
+    <w:lvl w:ilvl="2" w:tplc="2C0A0005" w:tentative="1">
+      <w:start w:val="1"/>
+      <w:numFmt w:val="bullet"/>
+      <w:lvlText w:val=""/>
+      <w:lvlJc w:val="left"/>
+      <w:pPr>
+        <w:ind w:left="2160" w:hanging="360"/>
+      </w:pPr>
+      <w:rPr>
+        <w:rFonts w:ascii="Wingdings" w:hAnsi="Wingdings" w:hint="default"/>
+      </w:rPr>
+    </w:lvl>
+    <w:lvl w:ilvl="3" w:tplc="2C0A0001" w:tentative="1">
+      <w:start w:val="1"/>
+      <w:numFmt w:val="bullet"/>
+      <w:lvlText w:val=""/>
+      <w:lvlJc w:val="left"/>
+      <w:pPr>
+        <w:ind w:left="2880" w:hanging="360"/>
+      </w:pPr>
+      <w:rPr>
+        <w:rFonts w:ascii="Symbol" w:hAnsi="Symbol" w:hint="default"/>
+      </w:rPr>
+    </w:lvl>
+    <w:lvl w:ilvl="4" w:tplc="2C0A0003" w:tentative="1">
+      <w:start w:val="1"/>
+      <w:numFmt w:val="bullet"/>
+      <w:lvlText w:val="o"/>
+      <w:lvlJc w:val="left"/>
+      <w:pPr>
+        <w:ind w:left="3600" w:hanging="360"/>
+      </w:pPr>
+      <w:rPr>
+        <w:rFonts w:ascii="Courier New" w:hAnsi="Courier New" w:cs="Courier New" w:hint="default"/>
+      </w:rPr>
+    </w:lvl>
+    <w:lvl w:ilvl="5" w:tplc="2C0A0005" w:tentative="1">
+      <w:start w:val="1"/>
+      <w:numFmt w:val="bullet"/>
+      <w:lvlText w:val=""/>
+      <w:lvlJc w:val="left"/>
+      <w:pPr>
+        <w:ind w:left="4320" w:hanging="360"/>
+      </w:pPr>
+      <w:rPr>
+        <w:rFonts w:ascii="Wingdings" w:hAnsi="Wingdings" w:hint="default"/>
+      </w:rPr>
+    </w:lvl>
+    <w:lvl w:ilvl="6" w:tplc="2C0A0001" w:tentative="1">
+      <w:start w:val="1"/>
+      <w:numFmt w:val="bullet"/>
+      <w:lvlText w:val=""/>
+      <w:lvlJc w:val="left"/>
+      <w:pPr>
+        <w:ind w:left="5040" w:hanging="360"/>
+      </w:pPr>
+      <w:rPr>
+        <w:rFonts w:ascii="Symbol" w:hAnsi="Symbol" w:hint="default"/>
+      </w:rPr>
+    </w:lvl>
+    <w:lvl w:ilvl="7" w:tplc="2C0A0003" w:tentative="1">
+      <w:start w:val="1"/>
+      <w:numFmt w:val="bullet"/>
+      <w:lvlText w:val="o"/>
+      <w:lvlJc w:val="left"/>
+      <w:pPr>
+        <w:ind w:left="5760" w:hanging="360"/>
+      </w:pPr>
+      <w:rPr>
+        <w:rFonts w:ascii="Courier New" w:hAnsi="Courier New" w:cs="Courier New" w:hint="default"/>
+      </w:rPr>
+    </w:lvl>
+    <w:lvl w:ilvl="8" w:tplc="2C0A0005" w:tentative="1">
+      <w:start w:val="1"/>
+      <w:numFmt w:val="bullet"/>
+      <w:lvlText w:val=""/>
+      <w:lvlJc w:val="left"/>
+      <w:pPr>
+        <w:ind w:left="6480" w:hanging="360"/>
+      </w:pPr>
+      <w:rPr>
+        <w:rFonts w:ascii="Wingdings" w:hAnsi="Wingdings" w:hint="default"/>
+      </w:rPr>
+    </w:lvl>
+  </w:abstractNum>
+  <w:num w:numId="1" w16cid:durableId="2070223817">
+    <w:abstractNumId w:val="0"/>
+  </w:num>
+</w:numbering>
 </file>
 
 <file path=word/styles.xml><?xml version="1.0" encoding="utf-8"?>
